--- a/OUTPUT/Campaign Tracking/Finance Broker Targeting/Satlas-Finance-Broker-Cold-Email-Sequences.docx
+++ b/OUTPUT/Campaign Tracking/Finance Broker Targeting/Satlas-Finance-Broker-Cold-Email-Sequences.docx
@@ -460,7 +460,7 @@
           <w:sz w:val="19"/>
           <w:szCs w:val="19"/>
         </w:rPr>
-        <w:t xml:space="preserve">Rohan</w:t>
+        <w:t xml:space="preserve">Tremayne</w:t>
       </w:r>
     </w:p>
     <w:p>
@@ -1062,7 +1062,7 @@
           <w:sz w:val="19"/>
           <w:szCs w:val="19"/>
         </w:rPr>
-        <w:t xml:space="preserve">Rohan</w:t>
+        <w:t xml:space="preserve">Tremayne</w:t>
       </w:r>
     </w:p>
     <w:p>
